--- a/Course/1 Component 1 - Computer Systems/1.2 Software and Software Development/1.2.1 Operating Systems/4 Homework (editable).docx
+++ b/Course/1 Component 1 - Computer Systems/1.2 Software and Software Development/1.2.1 Operating Systems/4 Homework (editable).docx
@@ -7,62 +7,26 @@
         <w:pStyle w:val="Heading1"/>
       </w:pPr>
       <w:r>
+        <w:rPr>
+          <w:b w:val="0"/>
+          <w:i w:val="0"/>
+        </w:rPr>
         <w:t>Homework — 1.2.1 Operating Systems</w:t>
       </w:r>
     </w:p>
     <w:p>
       <w:r>
-        <w:t xml:space="preserve">Name: </w:t>
-      </w:r>
-      <w:r>
         <w:rPr>
-          <w:b/>
+          <w:b w:val="0"/>
+          <w:i w:val="0"/>
         </w:rPr>
-        <w:t>_</w:t>
-      </w:r>
-      <w:r>
-        <w:rPr>
-          <w:b/>
-        </w:rPr>
-        <w:t>_</w:t>
-      </w:r>
-      <w:r>
-        <w:rPr>
-          <w:b/>
-        </w:rPr>
-        <w:t>_</w:t>
-      </w:r>
-      <w:r>
-        <w:rPr>
-          <w:b/>
-        </w:rPr>
-        <w:t>_</w:t>
-      </w:r>
-      <w:r>
-        <w:rPr>
-          <w:b/>
-        </w:rPr>
-        <w:t xml:space="preserve">   Date: </w:t>
-      </w:r>
-      <w:r>
-        <w:rPr>
-          <w:b/>
-        </w:rPr>
-        <w:t>_</w:t>
-      </w:r>
-      <w:r>
-        <w:rPr>
-          <w:b/>
-        </w:rPr>
-        <w:t xml:space="preserve">_   Mark: </w:t>
-      </w:r>
-      <w:r>
-        <w:t>____ / 20</w:t>
+        <w:t>Name: ______________________   Date: __________   Mark: ______ / 20</w:t>
       </w:r>
     </w:p>
     <w:p>
       <w:r>
         <w:rPr>
+          <w:b w:val="0"/>
           <w:i/>
         </w:rPr>
         <w:t>OCR H446 — set after the 1.2.1 lesson. Show your working.</w:t>
@@ -80,6 +44,10 @@
         <w:pStyle w:val="Heading2"/>
       </w:pPr>
       <w:r>
+        <w:rPr>
+          <w:b w:val="0"/>
+          <w:i w:val="0"/>
+        </w:rPr>
         <w:t>Part A — This week's topic (~14 marks)</w:t>
       </w:r>
     </w:p>
@@ -87,41 +55,62 @@
       <w:r>
         <w:rPr>
           <w:b/>
+          <w:i w:val="0"/>
         </w:rPr>
         <w:t>1.</w:t>
       </w:r>
       <w:r>
+        <w:rPr>
+          <w:b w:val="0"/>
+          <w:i w:val="0"/>
+        </w:rPr>
         <w:t xml:space="preserve"> An operating system is said to provide </w:t>
       </w:r>
       <w:r>
         <w:rPr>
+          <w:b w:val="0"/>
           <w:i/>
         </w:rPr>
         <w:t>abstraction</w:t>
       </w:r>
       <w:r>
+        <w:rPr>
+          <w:b w:val="0"/>
+          <w:i w:val="0"/>
+        </w:rPr>
         <w:t xml:space="preserve"> and to act as a </w:t>
       </w:r>
       <w:r>
         <w:rPr>
+          <w:b w:val="0"/>
           <w:i/>
         </w:rPr>
         <w:t>platform</w:t>
       </w:r>
       <w:r>
+        <w:rPr>
+          <w:b w:val="0"/>
+          <w:i w:val="0"/>
+        </w:rPr>
         <w:t xml:space="preserve"> for application software. Explain what each of these two ideas means. </w:t>
       </w:r>
       <w:r>
         <w:rPr>
           <w:b/>
+          <w:i w:val="0"/>
         </w:rPr>
         <w:t>[2]</w:t>
       </w:r>
       <w:r>
+        <w:rPr>
+          <w:b w:val="0"/>
+          <w:i w:val="0"/>
+        </w:rPr>
         <w:t xml:space="preserve"> </w:t>
       </w:r>
       <w:r>
         <w:rPr>
+          <w:b w:val="0"/>
           <w:i/>
         </w:rPr>
         <w:t>(AO1)</w:t>
@@ -169,41 +158,62 @@
       <w:r>
         <w:rPr>
           <w:b/>
+          <w:i w:val="0"/>
         </w:rPr>
         <w:t>2.</w:t>
       </w:r>
       <w:r>
+        <w:rPr>
+          <w:b w:val="0"/>
+          <w:i w:val="0"/>
+        </w:rPr>
         <w:t xml:space="preserve"> A computer is running several programs at once even though it has a single CPU core. Explain how </w:t>
       </w:r>
       <w:r>
         <w:rPr>
           <w:b/>
+          <w:i w:val="0"/>
         </w:rPr>
         <w:t>scheduling</w:t>
       </w:r>
       <w:r>
+        <w:rPr>
+          <w:b w:val="0"/>
+          <w:i w:val="0"/>
+        </w:rPr>
         <w:t xml:space="preserve"> creates the illusion that the programs run simultaneously, and state </w:t>
       </w:r>
       <w:r>
         <w:rPr>
           <w:b/>
+          <w:i w:val="0"/>
         </w:rPr>
         <w:t>two</w:t>
       </w:r>
       <w:r>
+        <w:rPr>
+          <w:b w:val="0"/>
+          <w:i w:val="0"/>
+        </w:rPr>
         <w:t xml:space="preserve"> goals a good scheduler tries to achieve. </w:t>
       </w:r>
       <w:r>
         <w:rPr>
           <w:b/>
+          <w:i w:val="0"/>
         </w:rPr>
         <w:t>[3]</w:t>
       </w:r>
       <w:r>
+        <w:rPr>
+          <w:b w:val="0"/>
+          <w:i w:val="0"/>
+        </w:rPr>
         <w:t xml:space="preserve"> </w:t>
       </w:r>
       <w:r>
         <w:rPr>
+          <w:b w:val="0"/>
           <w:i/>
         </w:rPr>
         <w:t>(AO1)</w:t>
@@ -266,50 +276,76 @@
       <w:r>
         <w:rPr>
           <w:b/>
+          <w:i w:val="0"/>
         </w:rPr>
         <w:t>3.</w:t>
       </w:r>
       <w:r>
+        <w:rPr>
+          <w:b w:val="0"/>
+          <w:i w:val="0"/>
+        </w:rPr>
         <w:t xml:space="preserve"> Compare the </w:t>
       </w:r>
       <w:r>
         <w:rPr>
           <w:b/>
+          <w:i w:val="0"/>
         </w:rPr>
         <w:t>First Come First Served (FCFS)</w:t>
       </w:r>
       <w:r>
+        <w:rPr>
+          <w:b w:val="0"/>
+          <w:i w:val="0"/>
+        </w:rPr>
         <w:t xml:space="preserve"> and </w:t>
       </w:r>
       <w:r>
         <w:rPr>
           <w:b/>
+          <w:i w:val="0"/>
         </w:rPr>
         <w:t>Shortest Job First (SJF)</w:t>
       </w:r>
       <w:r>
+        <w:rPr>
+          <w:b w:val="0"/>
+          <w:i w:val="0"/>
+        </w:rPr>
         <w:t xml:space="preserve"> scheduling algorithms. In your answer name </w:t>
       </w:r>
       <w:r>
         <w:rPr>
           <w:b/>
+          <w:i w:val="0"/>
         </w:rPr>
         <w:t>one</w:t>
       </w:r>
       <w:r>
+        <w:rPr>
+          <w:b w:val="0"/>
+          <w:i w:val="0"/>
+        </w:rPr>
         <w:t xml:space="preserve"> drawback of each. </w:t>
       </w:r>
       <w:r>
         <w:rPr>
           <w:b/>
+          <w:i w:val="0"/>
         </w:rPr>
         <w:t>[3]</w:t>
       </w:r>
       <w:r>
+        <w:rPr>
+          <w:b w:val="0"/>
+          <w:i w:val="0"/>
+        </w:rPr>
         <w:t xml:space="preserve"> </w:t>
       </w:r>
       <w:r>
         <w:rPr>
+          <w:b w:val="0"/>
           <w:i/>
         </w:rPr>
         <w:t>(AO1 / AO2)</w:t>
@@ -372,41 +408,62 @@
       <w:r>
         <w:rPr>
           <w:b/>
+          <w:i w:val="0"/>
         </w:rPr>
         <w:t>4.</w:t>
       </w:r>
       <w:r>
+        <w:rPr>
+          <w:b w:val="0"/>
+          <w:i w:val="0"/>
+        </w:rPr>
         <w:t xml:space="preserve"> A computer with 8 GB of RAM is running a video editor that needs more memory than is physically available. Explain how </w:t>
       </w:r>
       <w:r>
         <w:rPr>
           <w:b/>
+          <w:i w:val="0"/>
         </w:rPr>
         <w:t>virtual memory</w:t>
       </w:r>
       <w:r>
+        <w:rPr>
+          <w:b w:val="0"/>
+          <w:i w:val="0"/>
+        </w:rPr>
         <w:t xml:space="preserve"> allows the program to run, and explain why running too many large programs this way can lead to </w:t>
       </w:r>
       <w:r>
         <w:rPr>
           <w:b/>
+          <w:i w:val="0"/>
         </w:rPr>
         <w:t>disk thrashing</w:t>
       </w:r>
       <w:r>
+        <w:rPr>
+          <w:b w:val="0"/>
+          <w:i w:val="0"/>
+        </w:rPr>
         <w:t xml:space="preserve">. </w:t>
       </w:r>
       <w:r>
         <w:rPr>
           <w:b/>
+          <w:i w:val="0"/>
         </w:rPr>
         <w:t>[4]</w:t>
       </w:r>
       <w:r>
+        <w:rPr>
+          <w:b w:val="0"/>
+          <w:i w:val="0"/>
+        </w:rPr>
         <w:t xml:space="preserve"> </w:t>
       </w:r>
       <w:r>
         <w:rPr>
+          <w:b w:val="0"/>
           <w:i/>
         </w:rPr>
         <w:t>(AO2)</w:t>
@@ -492,41 +549,62 @@
       <w:r>
         <w:rPr>
           <w:b/>
+          <w:i w:val="0"/>
         </w:rPr>
         <w:t>5.</w:t>
       </w:r>
       <w:r>
+        <w:rPr>
+          <w:b w:val="0"/>
+          <w:i w:val="0"/>
+        </w:rPr>
         <w:t xml:space="preserve"> State what the </w:t>
       </w:r>
       <w:r>
         <w:rPr>
           <w:b/>
+          <w:i w:val="0"/>
         </w:rPr>
         <w:t>BIOS</w:t>
       </w:r>
       <w:r>
+        <w:rPr>
+          <w:b w:val="0"/>
+          <w:i w:val="0"/>
+        </w:rPr>
         <w:t xml:space="preserve"> does when a computer is first switched on. Give </w:t>
       </w:r>
       <w:r>
         <w:rPr>
           <w:b/>
+          <w:i w:val="0"/>
         </w:rPr>
         <w:t>two</w:t>
       </w:r>
       <w:r>
+        <w:rPr>
+          <w:b w:val="0"/>
+          <w:i w:val="0"/>
+        </w:rPr>
         <w:t xml:space="preserve"> distinct tasks it performs. </w:t>
       </w:r>
       <w:r>
         <w:rPr>
           <w:b/>
+          <w:i w:val="0"/>
         </w:rPr>
         <w:t>[2]</w:t>
       </w:r>
       <w:r>
+        <w:rPr>
+          <w:b w:val="0"/>
+          <w:i w:val="0"/>
+        </w:rPr>
         <w:t xml:space="preserve"> </w:t>
       </w:r>
       <w:r>
         <w:rPr>
+          <w:b w:val="0"/>
           <w:i/>
         </w:rPr>
         <w:t>(AO1)</w:t>
@@ -582,6 +660,10 @@
         <w:pStyle w:val="Heading2"/>
       </w:pPr>
       <w:r>
+        <w:rPr>
+          <w:b w:val="0"/>
+          <w:i w:val="0"/>
+        </w:rPr>
         <w:t>Part B — Retrieval: keep it fresh (~6 marks)</w:t>
       </w:r>
     </w:p>
@@ -589,50 +671,76 @@
       <w:r>
         <w:rPr>
           <w:b/>
+          <w:i w:val="0"/>
         </w:rPr>
         <w:t>6.</w:t>
       </w:r>
       <w:r>
+        <w:rPr>
+          <w:b w:val="0"/>
+          <w:i w:val="0"/>
+        </w:rPr>
         <w:t xml:space="preserve"> </w:t>
       </w:r>
       <w:r>
         <w:rPr>
+          <w:b w:val="0"/>
           <w:i/>
         </w:rPr>
         <w:t>(from 1.1.1)</w:t>
       </w:r>
       <w:r>
+        <w:rPr>
+          <w:b w:val="0"/>
+          <w:i w:val="0"/>
+        </w:rPr>
         <w:t xml:space="preserve"> State the role of the </w:t>
       </w:r>
       <w:r>
         <w:rPr>
           <w:b/>
+          <w:i w:val="0"/>
         </w:rPr>
         <w:t>Program Counter (PC)</w:t>
       </w:r>
       <w:r>
+        <w:rPr>
+          <w:b w:val="0"/>
+          <w:i w:val="0"/>
+        </w:rPr>
         <w:t xml:space="preserve"> and the </w:t>
       </w:r>
       <w:r>
         <w:rPr>
           <w:b/>
+          <w:i w:val="0"/>
         </w:rPr>
         <w:t>Memory Address Register (MAR)</w:t>
       </w:r>
       <w:r>
+        <w:rPr>
+          <w:b w:val="0"/>
+          <w:i w:val="0"/>
+        </w:rPr>
         <w:t xml:space="preserve"> during the fetch stage of the fetch–decode–execute cycle. </w:t>
       </w:r>
       <w:r>
         <w:rPr>
           <w:b/>
+          <w:i w:val="0"/>
         </w:rPr>
         <w:t>[2]</w:t>
       </w:r>
       <w:r>
+        <w:rPr>
+          <w:b w:val="0"/>
+          <w:i w:val="0"/>
+        </w:rPr>
         <w:t xml:space="preserve"> </w:t>
       </w:r>
       <w:r>
         <w:rPr>
+          <w:b w:val="0"/>
           <w:i/>
         </w:rPr>
         <w:t>(AO1)</w:t>
@@ -680,50 +788,76 @@
       <w:r>
         <w:rPr>
           <w:b/>
+          <w:i w:val="0"/>
         </w:rPr>
         <w:t>7.</w:t>
       </w:r>
       <w:r>
+        <w:rPr>
+          <w:b w:val="0"/>
+          <w:i w:val="0"/>
+        </w:rPr>
         <w:t xml:space="preserve"> </w:t>
       </w:r>
       <w:r>
         <w:rPr>
+          <w:b w:val="0"/>
           <w:i/>
         </w:rPr>
         <w:t>(from 1.1.1)</w:t>
       </w:r>
       <w:r>
+        <w:rPr>
+          <w:b w:val="0"/>
+          <w:i w:val="0"/>
+        </w:rPr>
         <w:t xml:space="preserve"> Explain how </w:t>
       </w:r>
       <w:r>
         <w:rPr>
           <w:b/>
+          <w:i w:val="0"/>
         </w:rPr>
         <w:t>increasing the number of cores</w:t>
       </w:r>
       <w:r>
+        <w:rPr>
+          <w:b w:val="0"/>
+          <w:i w:val="0"/>
+        </w:rPr>
         <w:t xml:space="preserve"> in a processor can improve performance, and give </w:t>
       </w:r>
       <w:r>
         <w:rPr>
           <w:b/>
+          <w:i w:val="0"/>
         </w:rPr>
         <w:t>one</w:t>
       </w:r>
       <w:r>
+        <w:rPr>
+          <w:b w:val="0"/>
+          <w:i w:val="0"/>
+        </w:rPr>
         <w:t xml:space="preserve"> reason why doubling the cores does not usually double real-world performance. </w:t>
       </w:r>
       <w:r>
         <w:rPr>
           <w:b/>
+          <w:i w:val="0"/>
         </w:rPr>
         <w:t>[2]</w:t>
       </w:r>
       <w:r>
+        <w:rPr>
+          <w:b w:val="0"/>
+          <w:i w:val="0"/>
+        </w:rPr>
         <w:t xml:space="preserve"> </w:t>
       </w:r>
       <w:r>
         <w:rPr>
+          <w:b w:val="0"/>
           <w:i/>
         </w:rPr>
         <w:t>(AO2)</w:t>
@@ -771,68 +905,104 @@
       <w:r>
         <w:rPr>
           <w:b/>
+          <w:i w:val="0"/>
         </w:rPr>
         <w:t>8.</w:t>
       </w:r>
       <w:r>
+        <w:rPr>
+          <w:b w:val="0"/>
+          <w:i w:val="0"/>
+        </w:rPr>
         <w:t xml:space="preserve"> </w:t>
       </w:r>
       <w:r>
         <w:rPr>
+          <w:b w:val="0"/>
           <w:i/>
         </w:rPr>
         <w:t>(from 1.1.3)</w:t>
       </w:r>
       <w:r>
+        <w:rPr>
+          <w:b w:val="0"/>
+          <w:i w:val="0"/>
+        </w:rPr>
         <w:t xml:space="preserve"> State </w:t>
       </w:r>
       <w:r>
         <w:rPr>
           <w:b/>
+          <w:i w:val="0"/>
         </w:rPr>
         <w:t>one</w:t>
       </w:r>
       <w:r>
+        <w:rPr>
+          <w:b w:val="0"/>
+          <w:i w:val="0"/>
+        </w:rPr>
         <w:t xml:space="preserve"> advantage of a </w:t>
       </w:r>
       <w:r>
         <w:rPr>
           <w:b/>
+          <w:i w:val="0"/>
         </w:rPr>
         <w:t>solid state drive (SSD)</w:t>
       </w:r>
       <w:r>
+        <w:rPr>
+          <w:b w:val="0"/>
+          <w:i w:val="0"/>
+        </w:rPr>
         <w:t xml:space="preserve"> over a magnetic </w:t>
       </w:r>
       <w:r>
         <w:rPr>
           <w:b/>
+          <w:i w:val="0"/>
         </w:rPr>
         <w:t>hard disk drive (HDD)</w:t>
       </w:r>
       <w:r>
+        <w:rPr>
+          <w:b w:val="0"/>
+          <w:i w:val="0"/>
+        </w:rPr>
         <w:t xml:space="preserve">, and </w:t>
       </w:r>
       <w:r>
         <w:rPr>
           <w:b/>
+          <w:i w:val="0"/>
         </w:rPr>
         <w:t>one</w:t>
       </w:r>
       <w:r>
+        <w:rPr>
+          <w:b w:val="0"/>
+          <w:i w:val="0"/>
+        </w:rPr>
         <w:t xml:space="preserve"> advantage of an HDD over an SSD. </w:t>
       </w:r>
       <w:r>
         <w:rPr>
           <w:b/>
+          <w:i w:val="0"/>
         </w:rPr>
         <w:t>[2]</w:t>
       </w:r>
       <w:r>
+        <w:rPr>
+          <w:b w:val="0"/>
+          <w:i w:val="0"/>
+        </w:rPr>
         <w:t xml:space="preserve"> </w:t>
       </w:r>
       <w:r>
         <w:rPr>
+          <w:b w:val="0"/>
           <w:i/>
         </w:rPr>
         <w:t>(AO1)</w:t>

--- a/Course/1 Component 1 - Computer Systems/1.2 Software and Software Development/1.2.1 Operating Systems/4 Homework (editable).docx
+++ b/Course/1 Component 1 - Computer Systems/1.2 Software and Software Development/1.2.1 Operating Systems/4 Homework (editable).docx
@@ -116,30 +116,32 @@
         <w:t>(AO1)</w:t>
       </w:r>
     </w:p>
-    <w:p>
-      <w:pPr>
-        <w:spacing w:before="260"/>
-        <w:pBdr>
-          <w:bottom w:val="single" w:sz="4" w:space="1" w:color="AAB4C0"/>
-        </w:pBdr>
-      </w:pPr>
-    </w:p>
-    <w:p>
-      <w:pPr>
-        <w:spacing w:before="260"/>
-        <w:pBdr>
-          <w:bottom w:val="single" w:sz="4" w:space="1" w:color="AAB4C0"/>
-        </w:pBdr>
-      </w:pPr>
-    </w:p>
-    <w:p>
-      <w:pPr>
-        <w:spacing w:before="260"/>
-        <w:pBdr>
-          <w:bottom w:val="single" w:sz="4" w:space="1" w:color="AAB4C0"/>
-        </w:pBdr>
-      </w:pPr>
-    </w:p>
+    <w:tbl>
+      <w:tblPr>
+        <w:tblStyle w:val="TableGrid"/>
+        <w:tblW w:type="auto" w:w="0"/>
+        <w:tblLook w:firstColumn="1" w:firstRow="1" w:lastColumn="0" w:lastRow="0" w:noHBand="0" w:noVBand="1" w:val="04A0"/>
+      </w:tblPr>
+      <w:tblGrid>
+        <w:gridCol w:w="8640"/>
+      </w:tblGrid>
+      <w:tr>
+        <w:trPr>
+          <w:trHeight w:val="1020" w:hRule="atLeast"/>
+        </w:trPr>
+        <w:tc>
+          <w:tcPr>
+            <w:tcW w:type="dxa" w:w="8640"/>
+          </w:tcPr>
+          <w:p>
+            <w:pPr>
+              <w:spacing w:before="40"/>
+            </w:pPr>
+          </w:p>
+        </w:tc>
+      </w:tr>
+    </w:tbl>
+    <w:p/>
     <w:p>
       <w:pPr>
         <w:pBdr>
@@ -219,38 +221,32 @@
         <w:t>(AO1)</w:t>
       </w:r>
     </w:p>
-    <w:p>
-      <w:pPr>
-        <w:spacing w:before="260"/>
-        <w:pBdr>
-          <w:bottom w:val="single" w:sz="4" w:space="1" w:color="AAB4C0"/>
-        </w:pBdr>
-      </w:pPr>
-    </w:p>
-    <w:p>
-      <w:pPr>
-        <w:spacing w:before="260"/>
-        <w:pBdr>
-          <w:bottom w:val="single" w:sz="4" w:space="1" w:color="AAB4C0"/>
-        </w:pBdr>
-      </w:pPr>
-    </w:p>
-    <w:p>
-      <w:pPr>
-        <w:spacing w:before="260"/>
-        <w:pBdr>
-          <w:bottom w:val="single" w:sz="4" w:space="1" w:color="AAB4C0"/>
-        </w:pBdr>
-      </w:pPr>
-    </w:p>
-    <w:p>
-      <w:pPr>
-        <w:spacing w:before="260"/>
-        <w:pBdr>
-          <w:bottom w:val="single" w:sz="4" w:space="1" w:color="AAB4C0"/>
-        </w:pBdr>
-      </w:pPr>
-    </w:p>
+    <w:tbl>
+      <w:tblPr>
+        <w:tblStyle w:val="TableGrid"/>
+        <w:tblW w:type="auto" w:w="0"/>
+        <w:tblLook w:firstColumn="1" w:firstRow="1" w:lastColumn="0" w:lastRow="0" w:noHBand="0" w:noVBand="1" w:val="04A0"/>
+      </w:tblPr>
+      <w:tblGrid>
+        <w:gridCol w:w="8640"/>
+      </w:tblGrid>
+      <w:tr>
+        <w:trPr>
+          <w:trHeight w:val="1360" w:hRule="atLeast"/>
+        </w:trPr>
+        <w:tc>
+          <w:tcPr>
+            <w:tcW w:type="dxa" w:w="8640"/>
+          </w:tcPr>
+          <w:p>
+            <w:pPr>
+              <w:spacing w:before="40"/>
+            </w:pPr>
+          </w:p>
+        </w:tc>
+      </w:tr>
+    </w:tbl>
+    <w:p/>
     <w:p>
       <w:pPr>
         <w:pBdr>
@@ -351,38 +347,32 @@
         <w:t>(AO1 / AO2)</w:t>
       </w:r>
     </w:p>
-    <w:p>
-      <w:pPr>
-        <w:spacing w:before="260"/>
-        <w:pBdr>
-          <w:bottom w:val="single" w:sz="4" w:space="1" w:color="AAB4C0"/>
-        </w:pBdr>
-      </w:pPr>
-    </w:p>
-    <w:p>
-      <w:pPr>
-        <w:spacing w:before="260"/>
-        <w:pBdr>
-          <w:bottom w:val="single" w:sz="4" w:space="1" w:color="AAB4C0"/>
-        </w:pBdr>
-      </w:pPr>
-    </w:p>
-    <w:p>
-      <w:pPr>
-        <w:spacing w:before="260"/>
-        <w:pBdr>
-          <w:bottom w:val="single" w:sz="4" w:space="1" w:color="AAB4C0"/>
-        </w:pBdr>
-      </w:pPr>
-    </w:p>
-    <w:p>
-      <w:pPr>
-        <w:spacing w:before="260"/>
-        <w:pBdr>
-          <w:bottom w:val="single" w:sz="4" w:space="1" w:color="AAB4C0"/>
-        </w:pBdr>
-      </w:pPr>
-    </w:p>
+    <w:tbl>
+      <w:tblPr>
+        <w:tblStyle w:val="TableGrid"/>
+        <w:tblW w:type="auto" w:w="0"/>
+        <w:tblLook w:firstColumn="1" w:firstRow="1" w:lastColumn="0" w:lastRow="0" w:noHBand="0" w:noVBand="1" w:val="04A0"/>
+      </w:tblPr>
+      <w:tblGrid>
+        <w:gridCol w:w="8640"/>
+      </w:tblGrid>
+      <w:tr>
+        <w:trPr>
+          <w:trHeight w:val="1360" w:hRule="atLeast"/>
+        </w:trPr>
+        <w:tc>
+          <w:tcPr>
+            <w:tcW w:type="dxa" w:w="8640"/>
+          </w:tcPr>
+          <w:p>
+            <w:pPr>
+              <w:spacing w:before="40"/>
+            </w:pPr>
+          </w:p>
+        </w:tc>
+      </w:tr>
+    </w:tbl>
+    <w:p/>
     <w:p>
       <w:pPr>
         <w:pBdr>
@@ -469,54 +459,32 @@
         <w:t>(AO2)</w:t>
       </w:r>
     </w:p>
-    <w:p>
-      <w:pPr>
-        <w:spacing w:before="260"/>
-        <w:pBdr>
-          <w:bottom w:val="single" w:sz="4" w:space="1" w:color="AAB4C0"/>
-        </w:pBdr>
-      </w:pPr>
-    </w:p>
-    <w:p>
-      <w:pPr>
-        <w:spacing w:before="260"/>
-        <w:pBdr>
-          <w:bottom w:val="single" w:sz="4" w:space="1" w:color="AAB4C0"/>
-        </w:pBdr>
-      </w:pPr>
-    </w:p>
-    <w:p>
-      <w:pPr>
-        <w:spacing w:before="260"/>
-        <w:pBdr>
-          <w:bottom w:val="single" w:sz="4" w:space="1" w:color="AAB4C0"/>
-        </w:pBdr>
-      </w:pPr>
-    </w:p>
-    <w:p>
-      <w:pPr>
-        <w:spacing w:before="260"/>
-        <w:pBdr>
-          <w:bottom w:val="single" w:sz="4" w:space="1" w:color="AAB4C0"/>
-        </w:pBdr>
-      </w:pPr>
-    </w:p>
-    <w:p>
-      <w:pPr>
-        <w:spacing w:before="260"/>
-        <w:pBdr>
-          <w:bottom w:val="single" w:sz="4" w:space="1" w:color="AAB4C0"/>
-        </w:pBdr>
-      </w:pPr>
-    </w:p>
-    <w:p>
-      <w:pPr>
-        <w:spacing w:before="260"/>
-        <w:pBdr>
-          <w:bottom w:val="single" w:sz="4" w:space="1" w:color="AAB4C0"/>
-        </w:pBdr>
-      </w:pPr>
-    </w:p>
+    <w:tbl>
+      <w:tblPr>
+        <w:tblStyle w:val="TableGrid"/>
+        <w:tblW w:type="auto" w:w="0"/>
+        <w:tblLook w:firstColumn="1" w:firstRow="1" w:lastColumn="0" w:lastRow="0" w:noHBand="0" w:noVBand="1" w:val="04A0"/>
+      </w:tblPr>
+      <w:tblGrid>
+        <w:gridCol w:w="8640"/>
+      </w:tblGrid>
+      <w:tr>
+        <w:trPr>
+          <w:trHeight w:val="2040" w:hRule="atLeast"/>
+        </w:trPr>
+        <w:tc>
+          <w:tcPr>
+            <w:tcW w:type="dxa" w:w="8640"/>
+          </w:tcPr>
+          <w:p>
+            <w:pPr>
+              <w:spacing w:before="40"/>
+            </w:pPr>
+          </w:p>
+        </w:tc>
+      </w:tr>
+    </w:tbl>
+    <w:p/>
     <w:p>
       <w:pPr>
         <w:pBdr>
@@ -610,30 +578,32 @@
         <w:t>(AO1)</w:t>
       </w:r>
     </w:p>
-    <w:p>
-      <w:pPr>
-        <w:spacing w:before="260"/>
-        <w:pBdr>
-          <w:bottom w:val="single" w:sz="4" w:space="1" w:color="AAB4C0"/>
-        </w:pBdr>
-      </w:pPr>
-    </w:p>
-    <w:p>
-      <w:pPr>
-        <w:spacing w:before="260"/>
-        <w:pBdr>
-          <w:bottom w:val="single" w:sz="4" w:space="1" w:color="AAB4C0"/>
-        </w:pBdr>
-      </w:pPr>
-    </w:p>
-    <w:p>
-      <w:pPr>
-        <w:spacing w:before="260"/>
-        <w:pBdr>
-          <w:bottom w:val="single" w:sz="4" w:space="1" w:color="AAB4C0"/>
-        </w:pBdr>
-      </w:pPr>
-    </w:p>
+    <w:tbl>
+      <w:tblPr>
+        <w:tblStyle w:val="TableGrid"/>
+        <w:tblW w:type="auto" w:w="0"/>
+        <w:tblLook w:firstColumn="1" w:firstRow="1" w:lastColumn="0" w:lastRow="0" w:noHBand="0" w:noVBand="1" w:val="04A0"/>
+      </w:tblPr>
+      <w:tblGrid>
+        <w:gridCol w:w="8640"/>
+      </w:tblGrid>
+      <w:tr>
+        <w:trPr>
+          <w:trHeight w:val="1020" w:hRule="atLeast"/>
+        </w:trPr>
+        <w:tc>
+          <w:tcPr>
+            <w:tcW w:type="dxa" w:w="8640"/>
+          </w:tcPr>
+          <w:p>
+            <w:pPr>
+              <w:spacing w:before="40"/>
+            </w:pPr>
+          </w:p>
+        </w:tc>
+      </w:tr>
+    </w:tbl>
+    <w:p/>
     <w:p>
       <w:pPr>
         <w:pBdr>
@@ -746,30 +716,32 @@
         <w:t>(AO1)</w:t>
       </w:r>
     </w:p>
-    <w:p>
-      <w:pPr>
-        <w:spacing w:before="260"/>
-        <w:pBdr>
-          <w:bottom w:val="single" w:sz="4" w:space="1" w:color="AAB4C0"/>
-        </w:pBdr>
-      </w:pPr>
-    </w:p>
-    <w:p>
-      <w:pPr>
-        <w:spacing w:before="260"/>
-        <w:pBdr>
-          <w:bottom w:val="single" w:sz="4" w:space="1" w:color="AAB4C0"/>
-        </w:pBdr>
-      </w:pPr>
-    </w:p>
-    <w:p>
-      <w:pPr>
-        <w:spacing w:before="260"/>
-        <w:pBdr>
-          <w:bottom w:val="single" w:sz="4" w:space="1" w:color="AAB4C0"/>
-        </w:pBdr>
-      </w:pPr>
-    </w:p>
+    <w:tbl>
+      <w:tblPr>
+        <w:tblStyle w:val="TableGrid"/>
+        <w:tblW w:type="auto" w:w="0"/>
+        <w:tblLook w:firstColumn="1" w:firstRow="1" w:lastColumn="0" w:lastRow="0" w:noHBand="0" w:noVBand="1" w:val="04A0"/>
+      </w:tblPr>
+      <w:tblGrid>
+        <w:gridCol w:w="8640"/>
+      </w:tblGrid>
+      <w:tr>
+        <w:trPr>
+          <w:trHeight w:val="1020" w:hRule="atLeast"/>
+        </w:trPr>
+        <w:tc>
+          <w:tcPr>
+            <w:tcW w:type="dxa" w:w="8640"/>
+          </w:tcPr>
+          <w:p>
+            <w:pPr>
+              <w:spacing w:before="40"/>
+            </w:pPr>
+          </w:p>
+        </w:tc>
+      </w:tr>
+    </w:tbl>
+    <w:p/>
     <w:p>
       <w:pPr>
         <w:pBdr>
@@ -863,30 +835,32 @@
         <w:t>(AO2)</w:t>
       </w:r>
     </w:p>
-    <w:p>
-      <w:pPr>
-        <w:spacing w:before="260"/>
-        <w:pBdr>
-          <w:bottom w:val="single" w:sz="4" w:space="1" w:color="AAB4C0"/>
-        </w:pBdr>
-      </w:pPr>
-    </w:p>
-    <w:p>
-      <w:pPr>
-        <w:spacing w:before="260"/>
-        <w:pBdr>
-          <w:bottom w:val="single" w:sz="4" w:space="1" w:color="AAB4C0"/>
-        </w:pBdr>
-      </w:pPr>
-    </w:p>
-    <w:p>
-      <w:pPr>
-        <w:spacing w:before="260"/>
-        <w:pBdr>
-          <w:bottom w:val="single" w:sz="4" w:space="1" w:color="AAB4C0"/>
-        </w:pBdr>
-      </w:pPr>
-    </w:p>
+    <w:tbl>
+      <w:tblPr>
+        <w:tblStyle w:val="TableGrid"/>
+        <w:tblW w:type="auto" w:w="0"/>
+        <w:tblLook w:firstColumn="1" w:firstRow="1" w:lastColumn="0" w:lastRow="0" w:noHBand="0" w:noVBand="1" w:val="04A0"/>
+      </w:tblPr>
+      <w:tblGrid>
+        <w:gridCol w:w="8640"/>
+      </w:tblGrid>
+      <w:tr>
+        <w:trPr>
+          <w:trHeight w:val="1020" w:hRule="atLeast"/>
+        </w:trPr>
+        <w:tc>
+          <w:tcPr>
+            <w:tcW w:type="dxa" w:w="8640"/>
+          </w:tcPr>
+          <w:p>
+            <w:pPr>
+              <w:spacing w:before="40"/>
+            </w:pPr>
+          </w:p>
+        </w:tc>
+      </w:tr>
+    </w:tbl>
+    <w:p/>
     <w:p>
       <w:pPr>
         <w:pBdr>
@@ -1008,30 +982,32 @@
         <w:t>(AO1)</w:t>
       </w:r>
     </w:p>
-    <w:p>
-      <w:pPr>
-        <w:spacing w:before="260"/>
-        <w:pBdr>
-          <w:bottom w:val="single" w:sz="4" w:space="1" w:color="AAB4C0"/>
-        </w:pBdr>
-      </w:pPr>
-    </w:p>
-    <w:p>
-      <w:pPr>
-        <w:spacing w:before="260"/>
-        <w:pBdr>
-          <w:bottom w:val="single" w:sz="4" w:space="1" w:color="AAB4C0"/>
-        </w:pBdr>
-      </w:pPr>
-    </w:p>
-    <w:p>
-      <w:pPr>
-        <w:spacing w:before="260"/>
-        <w:pBdr>
-          <w:bottom w:val="single" w:sz="4" w:space="1" w:color="AAB4C0"/>
-        </w:pBdr>
-      </w:pPr>
-    </w:p>
+    <w:tbl>
+      <w:tblPr>
+        <w:tblStyle w:val="TableGrid"/>
+        <w:tblW w:type="auto" w:w="0"/>
+        <w:tblLook w:firstColumn="1" w:firstRow="1" w:lastColumn="0" w:lastRow="0" w:noHBand="0" w:noVBand="1" w:val="04A0"/>
+      </w:tblPr>
+      <w:tblGrid>
+        <w:gridCol w:w="8640"/>
+      </w:tblGrid>
+      <w:tr>
+        <w:trPr>
+          <w:trHeight w:val="1020" w:hRule="atLeast"/>
+        </w:trPr>
+        <w:tc>
+          <w:tcPr>
+            <w:tcW w:type="dxa" w:w="8640"/>
+          </w:tcPr>
+          <w:p>
+            <w:pPr>
+              <w:spacing w:before="40"/>
+            </w:pPr>
+          </w:p>
+        </w:tc>
+      </w:tr>
+    </w:tbl>
+    <w:p/>
     <w:p>
       <w:pPr>
         <w:pBdr>

--- a/Course/1 Component 1 - Computer Systems/1.2 Software and Software Development/1.2.1 Operating Systems/4 Homework (editable).docx
+++ b/Course/1 Component 1 - Computer Systems/1.2 Software and Software Development/1.2.1 Operating Systems/4 Homework (editable).docx
@@ -64,35 +64,638 @@
           <w:b w:val="0"/>
           <w:i w:val="0"/>
         </w:rPr>
-        <w:t xml:space="preserve"> An operating system is said to provide </w:t>
+        <w:t xml:space="preserve"> Complete the passage about the purpose of an operating system using words from the word bank. Not all words are used. </w:t>
+      </w:r>
+      <w:r>
+        <w:rPr>
+          <w:b/>
+          <w:i w:val="0"/>
+        </w:rPr>
+        <w:t>[2]</w:t>
+      </w:r>
+      <w:r>
+        <w:rPr>
+          <w:b w:val="0"/>
+          <w:i w:val="0"/>
+        </w:rPr>
+        <w:t xml:space="preserve"> </w:t>
       </w:r>
       <w:r>
         <w:rPr>
           <w:b w:val="0"/>
           <w:i/>
         </w:rPr>
-        <w:t>abstraction</w:t>
+        <w:t>(AO1)</w:t>
+      </w:r>
+    </w:p>
+    <w:p>
+      <w:r>
+        <w:rPr>
+          <w:b w:val="0"/>
+          <w:i w:val="0"/>
+        </w:rPr>
+        <w:t>An operating system hides the complexity of the hardware from the user and the programmer — this is known as (a) __________. It also acts as a (b) __________, providing a consistent environment and set of services on which applications software can run. On a single-core CPU the OS creates the illusion that several programs run at once — (c) __________ — by switching rapidly between processes, giving each a short slice of CPU time. Deciding which process gets the CPU next is the job of the (d) __________.</w:t>
+      </w:r>
+    </w:p>
+    <w:p>
+      <w:r>
+        <w:rPr>
+          <w:b/>
+          <w:i w:val="0"/>
+        </w:rPr>
+        <w:t>Word bank:</w:t>
       </w:r>
       <w:r>
         <w:rPr>
           <w:b w:val="0"/>
           <w:i w:val="0"/>
         </w:rPr>
-        <w:t xml:space="preserve"> and to act as a </w:t>
+        <w:t xml:space="preserve"> abstraction, compression, defragmentation, interrupt, multi-tasking, platform, scheduler</w:t>
+      </w:r>
+    </w:p>
+    <w:p>
+      <w:r>
+        <w:rPr>
+          <w:b/>
+          <w:i w:val="0"/>
+        </w:rPr>
+        <w:t>2.</w:t>
+      </w:r>
+      <w:r>
+        <w:rPr>
+          <w:b w:val="0"/>
+          <w:i w:val="0"/>
+        </w:rPr>
+        <w:t xml:space="preserve"> The </w:t>
+      </w:r>
+      <w:r>
+        <w:rPr>
+          <w:b/>
+          <w:i w:val="0"/>
+        </w:rPr>
+        <w:t>round robin</w:t>
+      </w:r>
+      <w:r>
+        <w:rPr>
+          <w:b w:val="0"/>
+          <w:i w:val="0"/>
+        </w:rPr>
+        <w:t xml:space="preserve"> row of the table has been completed as an example. Complete the remaining four cells for </w:t>
+      </w:r>
+      <w:r>
+        <w:rPr>
+          <w:b/>
+          <w:i w:val="0"/>
+        </w:rPr>
+        <w:t>first come first served (FCFS)</w:t>
+      </w:r>
+      <w:r>
+        <w:rPr>
+          <w:b w:val="0"/>
+          <w:i w:val="0"/>
+        </w:rPr>
+        <w:t xml:space="preserve"> and </w:t>
+      </w:r>
+      <w:r>
+        <w:rPr>
+          <w:b/>
+          <w:i w:val="0"/>
+        </w:rPr>
+        <w:t>shortest job first (SJF)</w:t>
+      </w:r>
+      <w:r>
+        <w:rPr>
+          <w:b w:val="0"/>
+          <w:i w:val="0"/>
+        </w:rPr>
+        <w:t xml:space="preserve">. </w:t>
+      </w:r>
+      <w:r>
+        <w:rPr>
+          <w:b/>
+          <w:i w:val="0"/>
+        </w:rPr>
+        <w:t>[4]</w:t>
+      </w:r>
+      <w:r>
+        <w:rPr>
+          <w:b w:val="0"/>
+          <w:i w:val="0"/>
+        </w:rPr>
+        <w:t xml:space="preserve"> </w:t>
       </w:r>
       <w:r>
         <w:rPr>
           <w:b w:val="0"/>
           <w:i/>
         </w:rPr>
-        <w:t>platform</w:t>
+        <w:t>(AO1/AO2)</w:t>
+      </w:r>
+    </w:p>
+    <w:tbl>
+      <w:tblPr>
+        <w:tblStyle w:val="TableGrid"/>
+        <w:tblW w:type="auto" w:w="0"/>
+        <w:tblLook w:firstColumn="1" w:firstRow="1" w:lastColumn="0" w:lastRow="0" w:noHBand="0" w:noVBand="1" w:val="04A0"/>
+      </w:tblPr>
+      <w:tblGrid>
+        <w:gridCol w:w="2880"/>
+        <w:gridCol w:w="2880"/>
+        <w:gridCol w:w="2880"/>
+      </w:tblGrid>
+      <w:tr>
+        <w:tc>
+          <w:tcPr>
+            <w:tcW w:type="dxa" w:w="2880"/>
+            <w:shd w:fill="D9E2F3"/>
+          </w:tcPr>
+          <w:p>
+            <w:r>
+              <w:rPr>
+                <w:b/>
+              </w:rPr>
+            </w:r>
+            <w:r>
+              <w:rPr>
+                <w:b/>
+                <w:i w:val="0"/>
+              </w:rPr>
+              <w:t>Scheduling algorithm</w:t>
+            </w:r>
+          </w:p>
+        </w:tc>
+        <w:tc>
+          <w:tcPr>
+            <w:tcW w:type="dxa" w:w="2880"/>
+            <w:shd w:fill="D9E2F3"/>
+          </w:tcPr>
+          <w:p>
+            <w:r>
+              <w:rPr>
+                <w:b/>
+              </w:rPr>
+            </w:r>
+            <w:r>
+              <w:rPr>
+                <w:b/>
+                <w:i w:val="0"/>
+              </w:rPr>
+              <w:t>How it decides which process runs</w:t>
+            </w:r>
+          </w:p>
+        </w:tc>
+        <w:tc>
+          <w:tcPr>
+            <w:tcW w:type="dxa" w:w="2880"/>
+            <w:shd w:fill="D9E2F3"/>
+          </w:tcPr>
+          <w:p>
+            <w:r>
+              <w:rPr>
+                <w:b/>
+              </w:rPr>
+            </w:r>
+            <w:r>
+              <w:rPr>
+                <w:b/>
+                <w:i w:val="0"/>
+              </w:rPr>
+              <w:t>One drawback</w:t>
+            </w:r>
+          </w:p>
+        </w:tc>
+      </w:tr>
+      <w:tr>
+        <w:tc>
+          <w:tcPr>
+            <w:tcW w:type="dxa" w:w="2880"/>
+          </w:tcPr>
+          <w:p>
+            <w:r/>
+            <w:r>
+              <w:rPr>
+                <w:b w:val="0"/>
+                <w:i w:val="0"/>
+              </w:rPr>
+              <w:t xml:space="preserve">Round robin </w:t>
+            </w:r>
+            <w:r>
+              <w:rPr>
+                <w:b w:val="0"/>
+                <w:i/>
+              </w:rPr>
+              <w:t>(example)</w:t>
+            </w:r>
+          </w:p>
+        </w:tc>
+        <w:tc>
+          <w:tcPr>
+            <w:tcW w:type="dxa" w:w="2880"/>
+          </w:tcPr>
+          <w:p>
+            <w:r/>
+            <w:r>
+              <w:rPr>
+                <w:b w:val="0"/>
+                <w:i w:val="0"/>
+              </w:rPr>
+              <w:t>Each process in turn is given a fixed time slice (quantum) of CPU time</w:t>
+            </w:r>
+          </w:p>
+        </w:tc>
+        <w:tc>
+          <w:tcPr>
+            <w:tcW w:type="dxa" w:w="2880"/>
+          </w:tcPr>
+          <w:p>
+            <w:r/>
+            <w:r>
+              <w:rPr>
+                <w:b w:val="0"/>
+                <w:i w:val="0"/>
+              </w:rPr>
+              <w:t>Long jobs need many time slices to finish; time is wasted switching between processes</w:t>
+            </w:r>
+          </w:p>
+        </w:tc>
+      </w:tr>
+      <w:tr>
+        <w:tc>
+          <w:tcPr>
+            <w:tcW w:type="dxa" w:w="2880"/>
+          </w:tcPr>
+          <w:p>
+            <w:r/>
+            <w:r>
+              <w:rPr>
+                <w:b w:val="0"/>
+                <w:i w:val="0"/>
+              </w:rPr>
+              <w:t>First come first served</w:t>
+            </w:r>
+          </w:p>
+        </w:tc>
+        <w:tc>
+          <w:tcPr>
+            <w:tcW w:type="dxa" w:w="2880"/>
+          </w:tcPr>
+          <w:p>
+            <w:r/>
+            <w:r>
+              <w:rPr>
+                <w:b w:val="0"/>
+                <w:i w:val="0"/>
+              </w:rPr>
+              <w:t>(a)</w:t>
+            </w:r>
+          </w:p>
+        </w:tc>
+        <w:tc>
+          <w:tcPr>
+            <w:tcW w:type="dxa" w:w="2880"/>
+          </w:tcPr>
+          <w:p>
+            <w:r/>
+            <w:r>
+              <w:rPr>
+                <w:b w:val="0"/>
+                <w:i w:val="0"/>
+              </w:rPr>
+              <w:t>(b)</w:t>
+            </w:r>
+          </w:p>
+        </w:tc>
+      </w:tr>
+      <w:tr>
+        <w:tc>
+          <w:tcPr>
+            <w:tcW w:type="dxa" w:w="2880"/>
+          </w:tcPr>
+          <w:p>
+            <w:r/>
+            <w:r>
+              <w:rPr>
+                <w:b w:val="0"/>
+                <w:i w:val="0"/>
+              </w:rPr>
+              <w:t>Shortest job first</w:t>
+            </w:r>
+          </w:p>
+        </w:tc>
+        <w:tc>
+          <w:tcPr>
+            <w:tcW w:type="dxa" w:w="2880"/>
+          </w:tcPr>
+          <w:p>
+            <w:r/>
+            <w:r>
+              <w:rPr>
+                <w:b w:val="0"/>
+                <w:i w:val="0"/>
+              </w:rPr>
+              <w:t>(c)</w:t>
+            </w:r>
+          </w:p>
+        </w:tc>
+        <w:tc>
+          <w:tcPr>
+            <w:tcW w:type="dxa" w:w="2880"/>
+          </w:tcPr>
+          <w:p>
+            <w:r/>
+            <w:r>
+              <w:rPr>
+                <w:b w:val="0"/>
+                <w:i w:val="0"/>
+              </w:rPr>
+              <w:t>(d)</w:t>
+            </w:r>
+          </w:p>
+        </w:tc>
+      </w:tr>
+    </w:tbl>
+    <w:p/>
+    <w:p>
+      <w:r>
+        <w:rPr>
+          <w:b/>
+          <w:i w:val="0"/>
+        </w:rPr>
+        <w:t>3.</w:t>
       </w:r>
       <w:r>
         <w:rPr>
           <w:b w:val="0"/>
           <w:i w:val="0"/>
         </w:rPr>
-        <w:t xml:space="preserve"> for application software. Explain what each of these two ideas means. </w:t>
+        <w:t xml:space="preserve"> Tick </w:t>
+      </w:r>
+      <w:r>
+        <w:rPr>
+          <w:b/>
+          <w:i w:val="0"/>
+        </w:rPr>
+        <w:t>True</w:t>
+      </w:r>
+      <w:r>
+        <w:rPr>
+          <w:b w:val="0"/>
+          <w:i w:val="0"/>
+        </w:rPr>
+        <w:t xml:space="preserve"> or </w:t>
+      </w:r>
+      <w:r>
+        <w:rPr>
+          <w:b/>
+          <w:i w:val="0"/>
+        </w:rPr>
+        <w:t>False</w:t>
+      </w:r>
+      <w:r>
+        <w:rPr>
+          <w:b w:val="0"/>
+          <w:i w:val="0"/>
+        </w:rPr>
+        <w:t xml:space="preserve"> for each statement. If a statement is false, write a correction in the final column. </w:t>
+      </w:r>
+      <w:r>
+        <w:rPr>
+          <w:b/>
+          <w:i w:val="0"/>
+        </w:rPr>
+        <w:t>[3]</w:t>
+      </w:r>
+      <w:r>
+        <w:rPr>
+          <w:b w:val="0"/>
+          <w:i w:val="0"/>
+        </w:rPr>
+        <w:t xml:space="preserve"> </w:t>
+      </w:r>
+      <w:r>
+        <w:rPr>
+          <w:b w:val="0"/>
+          <w:i/>
+        </w:rPr>
+        <w:t>(AO1)</w:t>
+      </w:r>
+    </w:p>
+    <w:tbl>
+      <w:tblPr>
+        <w:tblStyle w:val="TableGrid"/>
+        <w:tblW w:type="auto" w:w="0"/>
+        <w:tblLook w:firstColumn="1" w:firstRow="1" w:lastColumn="0" w:lastRow="0" w:noHBand="0" w:noVBand="1" w:val="04A0"/>
+      </w:tblPr>
+      <w:tblGrid>
+        <w:gridCol w:w="2880"/>
+        <w:gridCol w:w="2880"/>
+        <w:gridCol w:w="2880"/>
+      </w:tblGrid>
+      <w:tr>
+        <w:tc>
+          <w:tcPr>
+            <w:tcW w:type="dxa" w:w="2880"/>
+            <w:shd w:fill="D9E2F3"/>
+          </w:tcPr>
+          <w:p>
+            <w:r>
+              <w:rPr>
+                <w:b/>
+              </w:rPr>
+            </w:r>
+            <w:r>
+              <w:rPr>
+                <w:b/>
+                <w:i w:val="0"/>
+              </w:rPr>
+              <w:t>Statement</w:t>
+            </w:r>
+          </w:p>
+        </w:tc>
+        <w:tc>
+          <w:tcPr>
+            <w:tcW w:type="dxa" w:w="2880"/>
+            <w:shd w:fill="D9E2F3"/>
+          </w:tcPr>
+          <w:p>
+            <w:r>
+              <w:rPr>
+                <w:b/>
+              </w:rPr>
+            </w:r>
+            <w:r>
+              <w:rPr>
+                <w:b/>
+                <w:i w:val="0"/>
+              </w:rPr>
+              <w:t>True / False</w:t>
+            </w:r>
+          </w:p>
+        </w:tc>
+        <w:tc>
+          <w:tcPr>
+            <w:tcW w:type="dxa" w:w="2880"/>
+            <w:shd w:fill="D9E2F3"/>
+          </w:tcPr>
+          <w:p>
+            <w:r>
+              <w:rPr>
+                <w:b/>
+              </w:rPr>
+            </w:r>
+            <w:r>
+              <w:rPr>
+                <w:b/>
+                <w:i w:val="0"/>
+              </w:rPr>
+              <w:t>Correction if false</w:t>
+            </w:r>
+          </w:p>
+        </w:tc>
+      </w:tr>
+      <w:tr>
+        <w:tc>
+          <w:tcPr>
+            <w:tcW w:type="dxa" w:w="2880"/>
+          </w:tcPr>
+          <w:p>
+            <w:r/>
+            <w:r>
+              <w:rPr>
+                <w:b w:val="0"/>
+                <w:i w:val="0"/>
+              </w:rPr>
+              <w:t>On a single-core processor, multi-tasking is possible because the scheduler switches between processes so quickly that they appear to run simultaneously.</w:t>
+            </w:r>
+          </w:p>
+        </w:tc>
+        <w:tc>
+          <w:tcPr>
+            <w:tcW w:type="dxa" w:w="2880"/>
+          </w:tcPr>
+          <w:p>
+            <w:r/>
+          </w:p>
+        </w:tc>
+        <w:tc>
+          <w:tcPr>
+            <w:tcW w:type="dxa" w:w="2880"/>
+          </w:tcPr>
+          <w:p>
+            <w:r/>
+          </w:p>
+        </w:tc>
+      </w:tr>
+      <w:tr>
+        <w:tc>
+          <w:tcPr>
+            <w:tcW w:type="dxa" w:w="2880"/>
+          </w:tcPr>
+          <w:p>
+            <w:r/>
+            <w:r>
+              <w:rPr>
+                <w:b w:val="0"/>
+                <w:i w:val="0"/>
+              </w:rPr>
+              <w:t>The BIOS is stored in RAM so that it is available as soon as the computer is switched on.</w:t>
+            </w:r>
+          </w:p>
+        </w:tc>
+        <w:tc>
+          <w:tcPr>
+            <w:tcW w:type="dxa" w:w="2880"/>
+          </w:tcPr>
+          <w:p>
+            <w:r/>
+          </w:p>
+        </w:tc>
+        <w:tc>
+          <w:tcPr>
+            <w:tcW w:type="dxa" w:w="2880"/>
+          </w:tcPr>
+          <w:p>
+            <w:r/>
+          </w:p>
+        </w:tc>
+      </w:tr>
+      <w:tr>
+        <w:tc>
+          <w:tcPr>
+            <w:tcW w:type="dxa" w:w="2880"/>
+          </w:tcPr>
+          <w:p>
+            <w:r/>
+            <w:r>
+              <w:rPr>
+                <w:b w:val="0"/>
+                <w:i w:val="0"/>
+              </w:rPr>
+              <w:t>Shortest job first can only work if the run time of each job is known (or estimated) in advance.</w:t>
+            </w:r>
+          </w:p>
+        </w:tc>
+        <w:tc>
+          <w:tcPr>
+            <w:tcW w:type="dxa" w:w="2880"/>
+          </w:tcPr>
+          <w:p>
+            <w:r/>
+          </w:p>
+        </w:tc>
+        <w:tc>
+          <w:tcPr>
+            <w:tcW w:type="dxa" w:w="2880"/>
+          </w:tcPr>
+          <w:p>
+            <w:r/>
+          </w:p>
+        </w:tc>
+      </w:tr>
+    </w:tbl>
+    <w:p/>
+    <w:p>
+      <w:r>
+        <w:rPr>
+          <w:b/>
+          <w:i w:val="0"/>
+        </w:rPr>
+        <w:t>4.</w:t>
+      </w:r>
+      <w:r>
+        <w:rPr>
+          <w:b w:val="0"/>
+          <w:i w:val="0"/>
+        </w:rPr>
+        <w:t xml:space="preserve"> The steps taken to handle an </w:t>
+      </w:r>
+      <w:r>
+        <w:rPr>
+          <w:b/>
+          <w:i w:val="0"/>
+        </w:rPr>
+        <w:t>interrupt</w:t>
+      </w:r>
+      <w:r>
+        <w:rPr>
+          <w:b w:val="0"/>
+          <w:i w:val="0"/>
+        </w:rPr>
+        <w:t xml:space="preserve"> are shown below in a jumbled order. Number them </w:t>
+      </w:r>
+      <w:r>
+        <w:rPr>
+          <w:b/>
+          <w:i w:val="0"/>
+        </w:rPr>
+        <w:t>1–5</w:t>
+      </w:r>
+      <w:r>
+        <w:rPr>
+          <w:b w:val="0"/>
+          <w:i w:val="0"/>
+        </w:rPr>
+        <w:t xml:space="preserve"> to show the correct order. </w:t>
       </w:r>
       <w:r>
         <w:rPr>
@@ -123,81 +726,220 @@
         <w:tblLook w:firstColumn="1" w:firstRow="1" w:lastColumn="0" w:lastRow="0" w:noHBand="0" w:noVBand="1" w:val="04A0"/>
       </w:tblPr>
       <w:tblGrid>
-        <w:gridCol w:w="8640"/>
+        <w:gridCol w:w="4320"/>
+        <w:gridCol w:w="4320"/>
       </w:tblGrid>
       <w:tr>
-        <w:trPr>
-          <w:trHeight w:val="1020" w:hRule="atLeast"/>
-        </w:trPr>
         <w:tc>
           <w:tcPr>
-            <w:tcW w:type="dxa" w:w="8640"/>
+            <w:tcW w:type="dxa" w:w="4320"/>
+            <w:shd w:fill="D9E2F3"/>
           </w:tcPr>
           <w:p>
-            <w:pPr>
-              <w:spacing w:before="40"/>
-            </w:pPr>
+            <w:r>
+              <w:rPr>
+                <w:b/>
+              </w:rPr>
+            </w:r>
+            <w:r>
+              <w:rPr>
+                <w:b/>
+                <w:i w:val="0"/>
+              </w:rPr>
+              <w:t>Step</w:t>
+            </w:r>
+          </w:p>
+        </w:tc>
+        <w:tc>
+          <w:tcPr>
+            <w:tcW w:type="dxa" w:w="4320"/>
+            <w:shd w:fill="D9E2F3"/>
+          </w:tcPr>
+          <w:p>
+            <w:r>
+              <w:rPr>
+                <w:b/>
+              </w:rPr>
+            </w:r>
+            <w:r>
+              <w:rPr>
+                <w:b/>
+                <w:i w:val="0"/>
+              </w:rPr>
+              <w:t>Order (1–5)</w:t>
+            </w:r>
+          </w:p>
+        </w:tc>
+      </w:tr>
+      <w:tr>
+        <w:tc>
+          <w:tcPr>
+            <w:tcW w:type="dxa" w:w="4320"/>
+          </w:tcPr>
+          <w:p>
+            <w:r/>
+            <w:r>
+              <w:rPr>
+                <w:b w:val="0"/>
+                <w:i w:val="0"/>
+              </w:rPr>
+              <w:t>The contents of the registers (e.g. PC, ACC) are pushed onto the stack</w:t>
+            </w:r>
+          </w:p>
+        </w:tc>
+        <w:tc>
+          <w:tcPr>
+            <w:tcW w:type="dxa" w:w="4320"/>
+          </w:tcPr>
+          <w:p>
+            <w:r/>
+          </w:p>
+        </w:tc>
+      </w:tr>
+      <w:tr>
+        <w:tc>
+          <w:tcPr>
+            <w:tcW w:type="dxa" w:w="4320"/>
+          </w:tcPr>
+          <w:p>
+            <w:r/>
+            <w:r>
+              <w:rPr>
+                <w:b w:val="0"/>
+                <w:i w:val="0"/>
+              </w:rPr>
+              <w:t>The CPU completes the current fetch–decode–execute cycle and checks the interrupt register</w:t>
+            </w:r>
+          </w:p>
+        </w:tc>
+        <w:tc>
+          <w:tcPr>
+            <w:tcW w:type="dxa" w:w="4320"/>
+          </w:tcPr>
+          <w:p>
+            <w:r/>
+          </w:p>
+        </w:tc>
+      </w:tr>
+      <w:tr>
+        <w:tc>
+          <w:tcPr>
+            <w:tcW w:type="dxa" w:w="4320"/>
+          </w:tcPr>
+          <w:p>
+            <w:r/>
+            <w:r>
+              <w:rPr>
+                <w:b w:val="0"/>
+                <w:i w:val="0"/>
+              </w:rPr>
+              <w:t>The registers are popped off the stack and the original process resumes</w:t>
+            </w:r>
+          </w:p>
+        </w:tc>
+        <w:tc>
+          <w:tcPr>
+            <w:tcW w:type="dxa" w:w="4320"/>
+          </w:tcPr>
+          <w:p>
+            <w:r/>
+          </w:p>
+        </w:tc>
+      </w:tr>
+      <w:tr>
+        <w:tc>
+          <w:tcPr>
+            <w:tcW w:type="dxa" w:w="4320"/>
+          </w:tcPr>
+          <w:p>
+            <w:r/>
+            <w:r>
+              <w:rPr>
+                <w:b w:val="0"/>
+                <w:i w:val="0"/>
+              </w:rPr>
+              <w:t>The priority of the interrupt is compared with the current task; it is serviced only if it has a higher priority</w:t>
+            </w:r>
+          </w:p>
+        </w:tc>
+        <w:tc>
+          <w:tcPr>
+            <w:tcW w:type="dxa" w:w="4320"/>
+          </w:tcPr>
+          <w:p>
+            <w:r/>
+          </w:p>
+        </w:tc>
+      </w:tr>
+      <w:tr>
+        <w:tc>
+          <w:tcPr>
+            <w:tcW w:type="dxa" w:w="4320"/>
+          </w:tcPr>
+          <w:p>
+            <w:r/>
+            <w:r>
+              <w:rPr>
+                <w:b w:val="0"/>
+                <w:i w:val="0"/>
+              </w:rPr>
+              <w:t>The PC is set to the address of the interrupt service routine (ISR), which is then executed</w:t>
+            </w:r>
+          </w:p>
+        </w:tc>
+        <w:tc>
+          <w:tcPr>
+            <w:tcW w:type="dxa" w:w="4320"/>
+          </w:tcPr>
+          <w:p>
+            <w:r/>
           </w:p>
         </w:tc>
       </w:tr>
     </w:tbl>
     <w:p/>
     <w:p>
-      <w:pPr>
-        <w:pBdr>
-          <w:bottom w:val="single" w:sz="6" w:space="1" w:color="AAAAAA"/>
-        </w:pBdr>
-      </w:pPr>
-    </w:p>
-    <w:p>
-      <w:pPr>
-        <w:pBdr>
-          <w:bottom w:val="single" w:sz="6" w:space="1" w:color="AAAAAA"/>
-        </w:pBdr>
-      </w:pPr>
-    </w:p>
-    <w:p>
       <w:r>
         <w:rPr>
           <w:b/>
           <w:i w:val="0"/>
         </w:rPr>
-        <w:t>2.</w:t>
+        <w:t>5.</w:t>
       </w:r>
       <w:r>
         <w:rPr>
           <w:b w:val="0"/>
           <w:i w:val="0"/>
         </w:rPr>
-        <w:t xml:space="preserve"> A computer is running several programs at once even though it has a single CPU core. Explain how </w:t>
+        <w:t xml:space="preserve"> A computer with 8 GB of RAM is running a video editor that needs more memory than is physically available. Explain how </w:t>
       </w:r>
       <w:r>
         <w:rPr>
           <w:b/>
           <w:i w:val="0"/>
         </w:rPr>
-        <w:t>scheduling</w:t>
+        <w:t>virtual memory</w:t>
       </w:r>
       <w:r>
         <w:rPr>
           <w:b w:val="0"/>
           <w:i w:val="0"/>
         </w:rPr>
-        <w:t xml:space="preserve"> creates the illusion that the programs run simultaneously, and state </w:t>
+        <w:t xml:space="preserve"> allows the editor to run, and why performance can drop severely (</w:t>
       </w:r>
       <w:r>
         <w:rPr>
           <w:b/>
           <w:i w:val="0"/>
         </w:rPr>
-        <w:t>two</w:t>
+        <w:t>disk thrashing</w:t>
       </w:r>
       <w:r>
         <w:rPr>
           <w:b w:val="0"/>
           <w:i w:val="0"/>
         </w:rPr>
-        <w:t xml:space="preserve"> goals a good scheduler tries to achieve. </w:t>
+        <w:t xml:space="preserve">) if too many large programs are open at once. </w:t>
       </w:r>
       <w:r>
         <w:rPr>
@@ -218,7 +960,7 @@
           <w:b w:val="0"/>
           <w:i/>
         </w:rPr>
-        <w:t>(AO1)</w:t>
+        <w:t>(AO2)</w:t>
       </w:r>
     </w:p>
     <w:tbl>
@@ -256,377 +998,6 @@
     </w:p>
     <w:p>
       <w:pPr>
-        <w:pBdr>
-          <w:bottom w:val="single" w:sz="6" w:space="1" w:color="AAAAAA"/>
-        </w:pBdr>
-      </w:pPr>
-    </w:p>
-    <w:p>
-      <w:pPr>
-        <w:pBdr>
-          <w:bottom w:val="single" w:sz="6" w:space="1" w:color="AAAAAA"/>
-        </w:pBdr>
-      </w:pPr>
-    </w:p>
-    <w:p>
-      <w:r>
-        <w:rPr>
-          <w:b/>
-          <w:i w:val="0"/>
-        </w:rPr>
-        <w:t>3.</w:t>
-      </w:r>
-      <w:r>
-        <w:rPr>
-          <w:b w:val="0"/>
-          <w:i w:val="0"/>
-        </w:rPr>
-        <w:t xml:space="preserve"> Compare the </w:t>
-      </w:r>
-      <w:r>
-        <w:rPr>
-          <w:b/>
-          <w:i w:val="0"/>
-        </w:rPr>
-        <w:t>First Come First Served (FCFS)</w:t>
-      </w:r>
-      <w:r>
-        <w:rPr>
-          <w:b w:val="0"/>
-          <w:i w:val="0"/>
-        </w:rPr>
-        <w:t xml:space="preserve"> and </w:t>
-      </w:r>
-      <w:r>
-        <w:rPr>
-          <w:b/>
-          <w:i w:val="0"/>
-        </w:rPr>
-        <w:t>Shortest Job First (SJF)</w:t>
-      </w:r>
-      <w:r>
-        <w:rPr>
-          <w:b w:val="0"/>
-          <w:i w:val="0"/>
-        </w:rPr>
-        <w:t xml:space="preserve"> scheduling algorithms. In your answer name </w:t>
-      </w:r>
-      <w:r>
-        <w:rPr>
-          <w:b/>
-          <w:i w:val="0"/>
-        </w:rPr>
-        <w:t>one</w:t>
-      </w:r>
-      <w:r>
-        <w:rPr>
-          <w:b w:val="0"/>
-          <w:i w:val="0"/>
-        </w:rPr>
-        <w:t xml:space="preserve"> drawback of each. </w:t>
-      </w:r>
-      <w:r>
-        <w:rPr>
-          <w:b/>
-          <w:i w:val="0"/>
-        </w:rPr>
-        <w:t>[3]</w:t>
-      </w:r>
-      <w:r>
-        <w:rPr>
-          <w:b w:val="0"/>
-          <w:i w:val="0"/>
-        </w:rPr>
-        <w:t xml:space="preserve"> </w:t>
-      </w:r>
-      <w:r>
-        <w:rPr>
-          <w:b w:val="0"/>
-          <w:i/>
-        </w:rPr>
-        <w:t>(AO1 / AO2)</w:t>
-      </w:r>
-    </w:p>
-    <w:tbl>
-      <w:tblPr>
-        <w:tblStyle w:val="TableGrid"/>
-        <w:tblW w:type="auto" w:w="0"/>
-        <w:tblLook w:firstColumn="1" w:firstRow="1" w:lastColumn="0" w:lastRow="0" w:noHBand="0" w:noVBand="1" w:val="04A0"/>
-      </w:tblPr>
-      <w:tblGrid>
-        <w:gridCol w:w="8640"/>
-      </w:tblGrid>
-      <w:tr>
-        <w:trPr>
-          <w:trHeight w:val="1360" w:hRule="atLeast"/>
-        </w:trPr>
-        <w:tc>
-          <w:tcPr>
-            <w:tcW w:type="dxa" w:w="8640"/>
-          </w:tcPr>
-          <w:p>
-            <w:pPr>
-              <w:spacing w:before="40"/>
-            </w:pPr>
-          </w:p>
-        </w:tc>
-      </w:tr>
-    </w:tbl>
-    <w:p/>
-    <w:p>
-      <w:pPr>
-        <w:pBdr>
-          <w:bottom w:val="single" w:sz="6" w:space="1" w:color="AAAAAA"/>
-        </w:pBdr>
-      </w:pPr>
-    </w:p>
-    <w:p>
-      <w:pPr>
-        <w:pBdr>
-          <w:bottom w:val="single" w:sz="6" w:space="1" w:color="AAAAAA"/>
-        </w:pBdr>
-      </w:pPr>
-    </w:p>
-    <w:p>
-      <w:pPr>
-        <w:pBdr>
-          <w:bottom w:val="single" w:sz="6" w:space="1" w:color="AAAAAA"/>
-        </w:pBdr>
-      </w:pPr>
-    </w:p>
-    <w:p>
-      <w:r>
-        <w:rPr>
-          <w:b/>
-          <w:i w:val="0"/>
-        </w:rPr>
-        <w:t>4.</w:t>
-      </w:r>
-      <w:r>
-        <w:rPr>
-          <w:b w:val="0"/>
-          <w:i w:val="0"/>
-        </w:rPr>
-        <w:t xml:space="preserve"> A computer with 8 GB of RAM is running a video editor that needs more memory than is physically available. Explain how </w:t>
-      </w:r>
-      <w:r>
-        <w:rPr>
-          <w:b/>
-          <w:i w:val="0"/>
-        </w:rPr>
-        <w:t>virtual memory</w:t>
-      </w:r>
-      <w:r>
-        <w:rPr>
-          <w:b w:val="0"/>
-          <w:i w:val="0"/>
-        </w:rPr>
-        <w:t xml:space="preserve"> allows the program to run, and explain why running too many large programs this way can lead to </w:t>
-      </w:r>
-      <w:r>
-        <w:rPr>
-          <w:b/>
-          <w:i w:val="0"/>
-        </w:rPr>
-        <w:t>disk thrashing</w:t>
-      </w:r>
-      <w:r>
-        <w:rPr>
-          <w:b w:val="0"/>
-          <w:i w:val="0"/>
-        </w:rPr>
-        <w:t xml:space="preserve">. </w:t>
-      </w:r>
-      <w:r>
-        <w:rPr>
-          <w:b/>
-          <w:i w:val="0"/>
-        </w:rPr>
-        <w:t>[4]</w:t>
-      </w:r>
-      <w:r>
-        <w:rPr>
-          <w:b w:val="0"/>
-          <w:i w:val="0"/>
-        </w:rPr>
-        <w:t xml:space="preserve"> </w:t>
-      </w:r>
-      <w:r>
-        <w:rPr>
-          <w:b w:val="0"/>
-          <w:i/>
-        </w:rPr>
-        <w:t>(AO2)</w:t>
-      </w:r>
-    </w:p>
-    <w:tbl>
-      <w:tblPr>
-        <w:tblStyle w:val="TableGrid"/>
-        <w:tblW w:type="auto" w:w="0"/>
-        <w:tblLook w:firstColumn="1" w:firstRow="1" w:lastColumn="0" w:lastRow="0" w:noHBand="0" w:noVBand="1" w:val="04A0"/>
-      </w:tblPr>
-      <w:tblGrid>
-        <w:gridCol w:w="8640"/>
-      </w:tblGrid>
-      <w:tr>
-        <w:trPr>
-          <w:trHeight w:val="2040" w:hRule="atLeast"/>
-        </w:trPr>
-        <w:tc>
-          <w:tcPr>
-            <w:tcW w:type="dxa" w:w="8640"/>
-          </w:tcPr>
-          <w:p>
-            <w:pPr>
-              <w:spacing w:before="40"/>
-            </w:pPr>
-          </w:p>
-        </w:tc>
-      </w:tr>
-    </w:tbl>
-    <w:p/>
-    <w:p>
-      <w:pPr>
-        <w:pBdr>
-          <w:bottom w:val="single" w:sz="6" w:space="1" w:color="AAAAAA"/>
-        </w:pBdr>
-      </w:pPr>
-    </w:p>
-    <w:p>
-      <w:pPr>
-        <w:pBdr>
-          <w:bottom w:val="single" w:sz="6" w:space="1" w:color="AAAAAA"/>
-        </w:pBdr>
-      </w:pPr>
-    </w:p>
-    <w:p>
-      <w:pPr>
-        <w:pBdr>
-          <w:bottom w:val="single" w:sz="6" w:space="1" w:color="AAAAAA"/>
-        </w:pBdr>
-      </w:pPr>
-    </w:p>
-    <w:p>
-      <w:pPr>
-        <w:pBdr>
-          <w:bottom w:val="single" w:sz="6" w:space="1" w:color="AAAAAA"/>
-        </w:pBdr>
-      </w:pPr>
-    </w:p>
-    <w:p>
-      <w:r>
-        <w:rPr>
-          <w:b/>
-          <w:i w:val="0"/>
-        </w:rPr>
-        <w:t>5.</w:t>
-      </w:r>
-      <w:r>
-        <w:rPr>
-          <w:b w:val="0"/>
-          <w:i w:val="0"/>
-        </w:rPr>
-        <w:t xml:space="preserve"> State what the </w:t>
-      </w:r>
-      <w:r>
-        <w:rPr>
-          <w:b/>
-          <w:i w:val="0"/>
-        </w:rPr>
-        <w:t>BIOS</w:t>
-      </w:r>
-      <w:r>
-        <w:rPr>
-          <w:b w:val="0"/>
-          <w:i w:val="0"/>
-        </w:rPr>
-        <w:t xml:space="preserve"> does when a computer is first switched on. Give </w:t>
-      </w:r>
-      <w:r>
-        <w:rPr>
-          <w:b/>
-          <w:i w:val="0"/>
-        </w:rPr>
-        <w:t>two</w:t>
-      </w:r>
-      <w:r>
-        <w:rPr>
-          <w:b w:val="0"/>
-          <w:i w:val="0"/>
-        </w:rPr>
-        <w:t xml:space="preserve"> distinct tasks it performs. </w:t>
-      </w:r>
-      <w:r>
-        <w:rPr>
-          <w:b/>
-          <w:i w:val="0"/>
-        </w:rPr>
-        <w:t>[2]</w:t>
-      </w:r>
-      <w:r>
-        <w:rPr>
-          <w:b w:val="0"/>
-          <w:i w:val="0"/>
-        </w:rPr>
-        <w:t xml:space="preserve"> </w:t>
-      </w:r>
-      <w:r>
-        <w:rPr>
-          <w:b w:val="0"/>
-          <w:i/>
-        </w:rPr>
-        <w:t>(AO1)</w:t>
-      </w:r>
-    </w:p>
-    <w:tbl>
-      <w:tblPr>
-        <w:tblStyle w:val="TableGrid"/>
-        <w:tblW w:type="auto" w:w="0"/>
-        <w:tblLook w:firstColumn="1" w:firstRow="1" w:lastColumn="0" w:lastRow="0" w:noHBand="0" w:noVBand="1" w:val="04A0"/>
-      </w:tblPr>
-      <w:tblGrid>
-        <w:gridCol w:w="8640"/>
-      </w:tblGrid>
-      <w:tr>
-        <w:trPr>
-          <w:trHeight w:val="1020" w:hRule="atLeast"/>
-        </w:trPr>
-        <w:tc>
-          <w:tcPr>
-            <w:tcW w:type="dxa" w:w="8640"/>
-          </w:tcPr>
-          <w:p>
-            <w:pPr>
-              <w:spacing w:before="40"/>
-            </w:pPr>
-          </w:p>
-        </w:tc>
-      </w:tr>
-    </w:tbl>
-    <w:p/>
-    <w:p>
-      <w:pPr>
-        <w:pBdr>
-          <w:bottom w:val="single" w:sz="6" w:space="1" w:color="AAAAAA"/>
-        </w:pBdr>
-      </w:pPr>
-    </w:p>
-    <w:p>
-      <w:pPr>
-        <w:pBdr>
-          <w:bottom w:val="single" w:sz="6" w:space="1" w:color="AAAAAA"/>
-        </w:pBdr>
-      </w:pPr>
-    </w:p>
-    <w:p>
-      <w:pPr>
-        <w:pBdr>
-          <w:bottom w:val="single" w:sz="6" w:space="1" w:color="AAAAAA"/>
-        </w:pBdr>
-      </w:pPr>
-    </w:p>
-    <w:p>
-      <w:pPr>
         <w:pStyle w:val="Heading2"/>
       </w:pPr>
       <w:r>
@@ -644,20 +1015,6 @@
           <w:i w:val="0"/>
         </w:rPr>
         <w:t>6.</w:t>
-      </w:r>
-      <w:r>
-        <w:rPr>
-          <w:b w:val="0"/>
-          <w:i w:val="0"/>
-        </w:rPr>
-        <w:t xml:space="preserve"> </w:t>
-      </w:r>
-      <w:r>
-        <w:rPr>
-          <w:b w:val="0"/>
-          <w:i/>
-        </w:rPr>
-        <w:t>(from 1.1.1)</w:t>
       </w:r>
       <w:r>
         <w:rPr>
@@ -713,7 +1070,7 @@
           <w:b w:val="0"/>
           <w:i/>
         </w:rPr>
-        <w:t>(AO1)</w:t>
+        <w:t>(1.1.1)</w:t>
       </w:r>
     </w:p>
     <w:tbl>
@@ -743,40 +1100,12 @@
     </w:tbl>
     <w:p/>
     <w:p>
-      <w:pPr>
-        <w:pBdr>
-          <w:bottom w:val="single" w:sz="6" w:space="1" w:color="AAAAAA"/>
-        </w:pBdr>
-      </w:pPr>
-    </w:p>
-    <w:p>
-      <w:pPr>
-        <w:pBdr>
-          <w:bottom w:val="single" w:sz="6" w:space="1" w:color="AAAAAA"/>
-        </w:pBdr>
-      </w:pPr>
-    </w:p>
-    <w:p>
       <w:r>
         <w:rPr>
           <w:b/>
           <w:i w:val="0"/>
         </w:rPr>
         <w:t>7.</w:t>
-      </w:r>
-      <w:r>
-        <w:rPr>
-          <w:b w:val="0"/>
-          <w:i w:val="0"/>
-        </w:rPr>
-        <w:t xml:space="preserve"> </w:t>
-      </w:r>
-      <w:r>
-        <w:rPr>
-          <w:b w:val="0"/>
-          <w:i/>
-        </w:rPr>
-        <w:t>(from 1.1.1)</w:t>
       </w:r>
       <w:r>
         <w:rPr>
@@ -832,7 +1161,7 @@
           <w:b w:val="0"/>
           <w:i/>
         </w:rPr>
-        <w:t>(AO2)</w:t>
+        <w:t>(1.1.1)</w:t>
       </w:r>
     </w:p>
     <w:tbl>
@@ -862,40 +1191,12 @@
     </w:tbl>
     <w:p/>
     <w:p>
-      <w:pPr>
-        <w:pBdr>
-          <w:bottom w:val="single" w:sz="6" w:space="1" w:color="AAAAAA"/>
-        </w:pBdr>
-      </w:pPr>
-    </w:p>
-    <w:p>
-      <w:pPr>
-        <w:pBdr>
-          <w:bottom w:val="single" w:sz="6" w:space="1" w:color="AAAAAA"/>
-        </w:pBdr>
-      </w:pPr>
-    </w:p>
-    <w:p>
       <w:r>
         <w:rPr>
           <w:b/>
           <w:i w:val="0"/>
         </w:rPr>
         <w:t>8.</w:t>
-      </w:r>
-      <w:r>
-        <w:rPr>
-          <w:b w:val="0"/>
-          <w:i w:val="0"/>
-        </w:rPr>
-        <w:t xml:space="preserve"> </w:t>
-      </w:r>
-      <w:r>
-        <w:rPr>
-          <w:b w:val="0"/>
-          <w:i/>
-        </w:rPr>
-        <w:t>(from 1.1.3)</w:t>
       </w:r>
       <w:r>
         <w:rPr>
@@ -979,7 +1280,7 @@
           <w:b w:val="0"/>
           <w:i/>
         </w:rPr>
-        <w:t>(AO1)</w:t>
+        <w:t>(1.1.3)</w:t>
       </w:r>
     </w:p>
     <w:tbl>
@@ -1008,20 +1309,6 @@
       </w:tr>
     </w:tbl>
     <w:p/>
-    <w:p>
-      <w:pPr>
-        <w:pBdr>
-          <w:bottom w:val="single" w:sz="6" w:space="1" w:color="AAAAAA"/>
-        </w:pBdr>
-      </w:pPr>
-    </w:p>
-    <w:p>
-      <w:pPr>
-        <w:pBdr>
-          <w:bottom w:val="single" w:sz="6" w:space="1" w:color="AAAAAA"/>
-        </w:pBdr>
-      </w:pPr>
-    </w:p>
     <w:p>
       <w:pPr>
         <w:pBdr>
